--- a/EarvinStocksPGM/EarvinStocksPGM/EearvinStocksPGMs(20260905).docx
+++ b/EarvinStocksPGM/EarvinStocksPGM/EearvinStocksPGMs(20260905).docx
@@ -3,14 +3,12 @@
 <w:document xmlns:wpc="http://schemas.microsoft.com/office/word/2010/wordprocessingCanvas" xmlns:cx="http://schemas.microsoft.com/office/drawing/2014/chartex" xmlns:cx1="http://schemas.microsoft.com/office/drawing/2015/9/8/chartex" xmlns:cx2="http://schemas.microsoft.com/office/drawing/2015/10/21/chartex" xmlns:cx3="http://schemas.microsoft.com/office/drawing/2016/5/9/chartex" xmlns:cx4="http://schemas.microsoft.com/office/drawing/2016/5/10/chartex" xmlns:cx5="http://schemas.microsoft.com/office/drawing/2016/5/11/chartex" xmlns:cx6="http://schemas.microsoft.com/office/drawing/2016/5/12/chartex" xmlns:cx7="http://schemas.microsoft.com/office/drawing/2016/5/13/chartex" xmlns:cx8="http://schemas.microsoft.com/office/drawing/2016/5/14/chartex" xmlns:mc="http://schemas.openxmlformats.org/markup-compatibility/2006" xmlns:aink="http://schemas.microsoft.com/office/drawing/2016/ink" xmlns:am3d="http://schemas.microsoft.com/office/drawing/2017/model3d" xmlns:o="urn:schemas-microsoft-com:office:office" xmlns:oel="http://schemas.microsoft.com/office/2019/extlst" xmlns:r="http://schemas.openxmlformats.org/officeDocument/2006/relationships" xmlns:m="http://schemas.openxmlformats.org/officeDocument/2006/math" xmlns:v="urn:schemas-microsoft-com:vml" xmlns:wp14="http://schemas.microsoft.com/office/word/2010/wordprocessingDrawing" xmlns:wp="http://schemas.openxmlformats.org/drawingml/2006/wordprocessingDrawing" xmlns:w10="urn:schemas-microsoft-com:office:word" xmlns:w="http://schemas.openxmlformats.org/wordprocessingml/2006/main" xmlns:w14="http://schemas.microsoft.com/office/word/2010/wordml" xmlns:w15="http://schemas.microsoft.com/office/word/2012/wordml" xmlns:w16cex="http://schemas.microsoft.com/office/word/2018/wordml/cex" xmlns:w16cid="http://schemas.microsoft.com/office/word/2016/wordml/cid" xmlns:w16="http://schemas.microsoft.com/office/word/2018/wordml" xmlns:w16du="http://schemas.microsoft.com/office/word/2023/wordml/word16du" xmlns:w16sdtdh="http://schemas.microsoft.com/office/word/2020/wordml/sdtdatahash" xmlns:w16sdtfl="http://schemas.microsoft.com/office/word/2024/wordml/sdtformatlock" xmlns:w16se="http://schemas.microsoft.com/office/word/2015/wordml/symex" xmlns:wpg="http://schemas.microsoft.com/office/word/2010/wordprocessingGroup" xmlns:wpi="http://schemas.microsoft.com/office/word/2010/wordprocessingInk" xmlns:wne="http://schemas.microsoft.com/office/word/2006/wordml" xmlns:wps="http://schemas.microsoft.com/office/word/2010/wordprocessingShape" mc:Ignorable="w14 w15 w16se w16cid w16 w16cex w16sdtdh w16sdtfl w16du wp14">
   <w:body>
     <w:p>
-      <w:proofErr w:type="spellStart"/>
       <w:r>
         <w:rPr>
           <w:rFonts w:hint="eastAsia"/>
         </w:rPr>
         <w:t>EearvinStocksPGMs</w:t>
       </w:r>
-      <w:proofErr w:type="spellEnd"/>
     </w:p>
     <w:p>
       <w:r>
@@ -33,7 +31,7 @@
                     <pic:cNvPicPr/>
                   </pic:nvPicPr>
                   <pic:blipFill>
-                    <a:blip r:embed="rId4"/>
+                    <a:blip r:embed="rId5"/>
                     <a:stretch>
                       <a:fillRect/>
                     </a:stretch>
@@ -112,9 +110,239 @@
       <w:pPr>
         <w:spacing w:after="0" w:line="200" w:lineRule="atLeast"/>
         <w:ind w:rightChars="-437" w:right="-1049"/>
-        <w:rPr>
-          <w:rFonts w:hint="eastAsia"/>
-        </w:rPr>
+      </w:pPr>
+      <w:r>
+        <w:rPr>
+          <w:rFonts w:hint="eastAsia"/>
+        </w:rPr>
+        <w:t>[2026090</w:t>
+      </w:r>
+      <w:r>
+        <w:rPr>
+          <w:rFonts w:hint="eastAsia"/>
+        </w:rPr>
+        <w:t>7</w:t>
+      </w:r>
+      <w:r>
+        <w:rPr>
+          <w:rFonts w:hint="eastAsia"/>
+        </w:rPr>
+        <w:t>-</w:t>
+      </w:r>
+      <w:r>
+        <w:rPr>
+          <w:rFonts w:hint="eastAsia"/>
+        </w:rPr>
+        <w:t>0850</w:t>
+      </w:r>
+      <w:r>
+        <w:rPr>
+          <w:rFonts w:hint="eastAsia"/>
+        </w:rPr>
+        <w:t xml:space="preserve">] </w:t>
+      </w:r>
+    </w:p>
+    <w:p>
+      <w:pPr>
+        <w:spacing w:after="0" w:line="200" w:lineRule="atLeast"/>
+        <w:ind w:rightChars="-437" w:right="-1049"/>
+      </w:pPr>
+      <w:r>
+        <w:rPr>
+          <w:rFonts w:hint="eastAsia"/>
+        </w:rPr>
+        <w:t>剛完成在</w:t>
+      </w:r>
+      <w:r>
+        <w:rPr>
+          <w:rFonts w:hint="eastAsia"/>
+        </w:rPr>
+        <w:t>Frame</w:t>
+      </w:r>
+      <w:r>
+        <w:rPr>
+          <w:rFonts w:hint="eastAsia"/>
+        </w:rPr>
+        <w:t>2</w:t>
+      </w:r>
+      <w:r>
+        <w:rPr>
+          <w:rFonts w:hint="eastAsia"/>
+        </w:rPr>
+        <w:t>顯示成交量，但</w:t>
+      </w:r>
+    </w:p>
+    <w:p>
+      <w:pPr>
+        <w:pStyle w:val="a9"/>
+        <w:numPr>
+          <w:ilvl w:val="0"/>
+          <w:numId w:val="1"/>
+        </w:numPr>
+        <w:spacing w:after="0" w:line="200" w:lineRule="atLeast"/>
+        <w:ind w:rightChars="-437" w:right="-1049"/>
+      </w:pPr>
+      <w:r>
+        <w:rPr>
+          <w:rFonts w:hint="eastAsia"/>
+        </w:rPr>
+        <w:t>每個</w:t>
+      </w:r>
+      <w:r>
+        <w:rPr>
+          <w:rFonts w:hint="eastAsia"/>
+        </w:rPr>
+        <w:t>Frame</w:t>
+      </w:r>
+      <w:r>
+        <w:rPr>
+          <w:rFonts w:hint="eastAsia"/>
+        </w:rPr>
+        <w:t>的最高</w:t>
+      </w:r>
+      <w:r>
+        <w:rPr>
+          <w:rFonts w:hint="eastAsia"/>
+        </w:rPr>
+        <w:t>/</w:t>
+      </w:r>
+      <w:r>
+        <w:rPr>
+          <w:rFonts w:hint="eastAsia"/>
+        </w:rPr>
+        <w:t>最低點的</w:t>
+      </w:r>
+      <w:r>
+        <w:rPr>
+          <w:rFonts w:hint="eastAsia"/>
+        </w:rPr>
+        <w:t>label</w:t>
+      </w:r>
+      <w:r>
+        <w:rPr>
+          <w:rFonts w:hint="eastAsia"/>
+        </w:rPr>
+        <w:t>要修正</w:t>
+      </w:r>
+    </w:p>
+    <w:p>
+      <w:pPr>
+        <w:pStyle w:val="a9"/>
+        <w:numPr>
+          <w:ilvl w:val="0"/>
+          <w:numId w:val="1"/>
+        </w:numPr>
+        <w:spacing w:after="0" w:line="200" w:lineRule="atLeast"/>
+        <w:ind w:rightChars="-437" w:right="-1049"/>
+      </w:pPr>
+      <w:r>
+        <w:rPr>
+          <w:rFonts w:hint="eastAsia"/>
+        </w:rPr>
+        <w:t>每個</w:t>
+      </w:r>
+      <w:r>
+        <w:rPr>
+          <w:rFonts w:hint="eastAsia"/>
+        </w:rPr>
+        <w:t>Frame</w:t>
+      </w:r>
+      <w:r>
+        <w:rPr>
+          <w:rFonts w:hint="eastAsia"/>
+        </w:rPr>
+        <w:t>的最高</w:t>
+      </w:r>
+      <w:r>
+        <w:rPr>
+          <w:rFonts w:hint="eastAsia"/>
+        </w:rPr>
+        <w:t>/</w:t>
+      </w:r>
+      <w:r>
+        <w:rPr>
+          <w:rFonts w:hint="eastAsia"/>
+        </w:rPr>
+        <w:t>最低點</w:t>
+      </w:r>
+      <w:r>
+        <w:rPr>
+          <w:rFonts w:hint="eastAsia"/>
+        </w:rPr>
+        <w:t>應該再加點空間</w:t>
+      </w:r>
+    </w:p>
+    <w:p>
+      <w:pPr>
+        <w:pStyle w:val="a9"/>
+        <w:numPr>
+          <w:ilvl w:val="0"/>
+          <w:numId w:val="1"/>
+        </w:numPr>
+        <w:spacing w:after="0" w:line="200" w:lineRule="atLeast"/>
+        <w:ind w:rightChars="-437" w:right="-1049"/>
+      </w:pPr>
+      <w:r>
+        <w:rPr>
+          <w:rFonts w:hint="eastAsia"/>
+        </w:rPr>
+        <w:t>左側成交量資訊要實作</w:t>
+      </w:r>
+    </w:p>
+    <w:p>
+      <w:pPr>
+        <w:pStyle w:val="a9"/>
+        <w:numPr>
+          <w:ilvl w:val="0"/>
+          <w:numId w:val="1"/>
+        </w:numPr>
+        <w:spacing w:after="0" w:line="200" w:lineRule="atLeast"/>
+        <w:ind w:rightChars="-437" w:right="-1049"/>
+      </w:pPr>
+      <w:r>
+        <w:rPr>
+          <w:rFonts w:hint="eastAsia"/>
+        </w:rPr>
+        <w:t>要準備處理選單選擇在那一個</w:t>
+      </w:r>
+      <w:r>
+        <w:rPr>
+          <w:rFonts w:hint="eastAsia"/>
+        </w:rPr>
+        <w:t>Frame</w:t>
+      </w:r>
+      <w:r>
+        <w:rPr>
+          <w:rFonts w:hint="eastAsia"/>
+        </w:rPr>
+        <w:t>顯示資料</w:t>
+      </w:r>
+    </w:p>
+    <w:p>
+      <w:pPr>
+        <w:spacing w:after="0" w:line="200" w:lineRule="atLeast"/>
+        <w:ind w:rightChars="-437" w:right="-1049"/>
+      </w:pPr>
+    </w:p>
+    <w:p>
+      <w:pPr>
+        <w:spacing w:after="0" w:line="200" w:lineRule="atLeast"/>
+        <w:ind w:rightChars="-437" w:right="-1049"/>
+      </w:pPr>
+    </w:p>
+    <w:p>
+      <w:pPr>
+        <w:spacing w:after="0" w:line="200" w:lineRule="atLeast"/>
+        <w:ind w:rightChars="-437" w:right="-1049"/>
+        <w:rPr>
+          <w:rFonts w:hint="eastAsia"/>
+        </w:rPr>
+      </w:pPr>
+    </w:p>
+    <w:p>
+      <w:pPr>
+        <w:spacing w:after="0" w:line="200" w:lineRule="atLeast"/>
+        <w:ind w:rightChars="-437" w:right="-1049"/>
       </w:pPr>
     </w:p>
     <w:sectPr>
@@ -125,6 +353,103 @@
     </w:sectPr>
   </w:body>
 </w:document>
+</file>
+
+<file path=word/numbering.xml><?xml version="1.0" encoding="utf-8"?>
+<w:numbering xmlns:wpc="http://schemas.microsoft.com/office/word/2010/wordprocessingCanvas" xmlns:cx="http://schemas.microsoft.com/office/drawing/2014/chartex" xmlns:cx1="http://schemas.microsoft.com/office/drawing/2015/9/8/chartex" xmlns:cx2="http://schemas.microsoft.com/office/drawing/2015/10/21/chartex" xmlns:cx3="http://schemas.microsoft.com/office/drawing/2016/5/9/chartex" xmlns:cx4="http://schemas.microsoft.com/office/drawing/2016/5/10/chartex" xmlns:cx5="http://schemas.microsoft.com/office/drawing/2016/5/11/chartex" xmlns:cx6="http://schemas.microsoft.com/office/drawing/2016/5/12/chartex" xmlns:cx7="http://schemas.microsoft.com/office/drawing/2016/5/13/chartex" xmlns:cx8="http://schemas.microsoft.com/office/drawing/2016/5/14/chartex" xmlns:mc="http://schemas.openxmlformats.org/markup-compatibility/2006" xmlns:aink="http://schemas.microsoft.com/office/drawing/2016/ink" xmlns:am3d="http://schemas.microsoft.com/office/drawing/2017/model3d" xmlns:o="urn:schemas-microsoft-com:office:office" xmlns:oel="http://schemas.microsoft.com/office/2019/extlst" xmlns:r="http://schemas.openxmlformats.org/officeDocument/2006/relationships" xmlns:m="http://schemas.openxmlformats.org/officeDocument/2006/math" xmlns:v="urn:schemas-microsoft-com:vml" xmlns:wp14="http://schemas.microsoft.com/office/word/2010/wordprocessingDrawing" xmlns:wp="http://schemas.openxmlformats.org/drawingml/2006/wordprocessingDrawing" xmlns:w10="urn:schemas-microsoft-com:office:word" xmlns:w="http://schemas.openxmlformats.org/wordprocessingml/2006/main" xmlns:w14="http://schemas.microsoft.com/office/word/2010/wordml" xmlns:w15="http://schemas.microsoft.com/office/word/2012/wordml" xmlns:w16cex="http://schemas.microsoft.com/office/word/2018/wordml/cex" xmlns:w16cid="http://schemas.microsoft.com/office/word/2016/wordml/cid" xmlns:w16="http://schemas.microsoft.com/office/word/2018/wordml" xmlns:w16du="http://schemas.microsoft.com/office/word/2023/wordml/word16du" xmlns:w16sdtdh="http://schemas.microsoft.com/office/word/2020/wordml/sdtdatahash" xmlns:w16sdtfl="http://schemas.microsoft.com/office/word/2024/wordml/sdtformatlock" xmlns:w16se="http://schemas.microsoft.com/office/word/2015/wordml/symex" xmlns:wpg="http://schemas.microsoft.com/office/word/2010/wordprocessingGroup" xmlns:wpi="http://schemas.microsoft.com/office/word/2010/wordprocessingInk" xmlns:wne="http://schemas.microsoft.com/office/word/2006/wordml" xmlns:wps="http://schemas.microsoft.com/office/word/2010/wordprocessingShape" mc:Ignorable="w14 w15 w16se w16cid w16 w16cex w16sdtdh w16sdtfl w16du wp14">
+  <w:abstractNum w:abstractNumId="0" w15:restartNumberingAfterBreak="0">
+    <w:nsid w:val="4431561B"/>
+    <w:multiLevelType w:val="hybridMultilevel"/>
+    <w:tmpl w:val="A3DA87D0"/>
+    <w:lvl w:ilvl="0" w:tplc="EA80C706">
+      <w:start w:val="1"/>
+      <w:numFmt w:val="decimal"/>
+      <w:lvlText w:val="%1."/>
+      <w:lvlJc w:val="left"/>
+      <w:pPr>
+        <w:ind w:left="360" w:hanging="360"/>
+      </w:pPr>
+      <w:rPr>
+        <w:rFonts w:hint="default"/>
+      </w:rPr>
+    </w:lvl>
+    <w:lvl w:ilvl="1" w:tplc="04090019" w:tentative="1">
+      <w:start w:val="1"/>
+      <w:numFmt w:val="ideographTraditional"/>
+      <w:lvlText w:val="%2、"/>
+      <w:lvlJc w:val="left"/>
+      <w:pPr>
+        <w:ind w:left="960" w:hanging="480"/>
+      </w:pPr>
+    </w:lvl>
+    <w:lvl w:ilvl="2" w:tplc="0409001B" w:tentative="1">
+      <w:start w:val="1"/>
+      <w:numFmt w:val="lowerRoman"/>
+      <w:lvlText w:val="%3."/>
+      <w:lvlJc w:val="right"/>
+      <w:pPr>
+        <w:ind w:left="1440" w:hanging="480"/>
+      </w:pPr>
+    </w:lvl>
+    <w:lvl w:ilvl="3" w:tplc="0409000F" w:tentative="1">
+      <w:start w:val="1"/>
+      <w:numFmt w:val="decimal"/>
+      <w:lvlText w:val="%4."/>
+      <w:lvlJc w:val="left"/>
+      <w:pPr>
+        <w:ind w:left="1920" w:hanging="480"/>
+      </w:pPr>
+    </w:lvl>
+    <w:lvl w:ilvl="4" w:tplc="04090019" w:tentative="1">
+      <w:start w:val="1"/>
+      <w:numFmt w:val="ideographTraditional"/>
+      <w:lvlText w:val="%5、"/>
+      <w:lvlJc w:val="left"/>
+      <w:pPr>
+        <w:ind w:left="2400" w:hanging="480"/>
+      </w:pPr>
+    </w:lvl>
+    <w:lvl w:ilvl="5" w:tplc="0409001B" w:tentative="1">
+      <w:start w:val="1"/>
+      <w:numFmt w:val="lowerRoman"/>
+      <w:lvlText w:val="%6."/>
+      <w:lvlJc w:val="right"/>
+      <w:pPr>
+        <w:ind w:left="2880" w:hanging="480"/>
+      </w:pPr>
+    </w:lvl>
+    <w:lvl w:ilvl="6" w:tplc="0409000F" w:tentative="1">
+      <w:start w:val="1"/>
+      <w:numFmt w:val="decimal"/>
+      <w:lvlText w:val="%7."/>
+      <w:lvlJc w:val="left"/>
+      <w:pPr>
+        <w:ind w:left="3360" w:hanging="480"/>
+      </w:pPr>
+    </w:lvl>
+    <w:lvl w:ilvl="7" w:tplc="04090019" w:tentative="1">
+      <w:start w:val="1"/>
+      <w:numFmt w:val="ideographTraditional"/>
+      <w:lvlText w:val="%8、"/>
+      <w:lvlJc w:val="left"/>
+      <w:pPr>
+        <w:ind w:left="3840" w:hanging="480"/>
+      </w:pPr>
+    </w:lvl>
+    <w:lvl w:ilvl="8" w:tplc="0409001B" w:tentative="1">
+      <w:start w:val="1"/>
+      <w:numFmt w:val="lowerRoman"/>
+      <w:lvlText w:val="%9."/>
+      <w:lvlJc w:val="right"/>
+      <w:pPr>
+        <w:ind w:left="4320" w:hanging="480"/>
+      </w:pPr>
+    </w:lvl>
+  </w:abstractNum>
+  <w:num w:numId="1" w16cid:durableId="237181118">
+    <w:abstractNumId w:val="0"/>
+  </w:num>
+</w:numbering>
 </file>
 
 <file path=word/styles.xml><?xml version="1.0" encoding="utf-8"?>
@@ -527,6 +852,7 @@
   <w:style w:type="paragraph" w:default="1" w:styleId="a">
     <w:name w:val="Normal"/>
     <w:qFormat/>
+    <w:rsid w:val="00047F5F"/>
     <w:pPr>
       <w:widowControl w:val="0"/>
     </w:pPr>

--- a/EarvinStocksPGM/EarvinStocksPGM/EearvinStocksPGMs(20260905).docx
+++ b/EarvinStocksPGM/EarvinStocksPGM/EearvinStocksPGMs(20260905).docx
@@ -115,31 +115,7 @@
         <w:rPr>
           <w:rFonts w:hint="eastAsia"/>
         </w:rPr>
-        <w:t>[2026090</w:t>
-      </w:r>
-      <w:r>
-        <w:rPr>
-          <w:rFonts w:hint="eastAsia"/>
-        </w:rPr>
-        <w:t>7</w:t>
-      </w:r>
-      <w:r>
-        <w:rPr>
-          <w:rFonts w:hint="eastAsia"/>
-        </w:rPr>
-        <w:t>-</w:t>
-      </w:r>
-      <w:r>
-        <w:rPr>
-          <w:rFonts w:hint="eastAsia"/>
-        </w:rPr>
-        <w:t>0850</w:t>
-      </w:r>
-      <w:r>
-        <w:rPr>
-          <w:rFonts w:hint="eastAsia"/>
-        </w:rPr>
-        <w:t xml:space="preserve">] </w:t>
+        <w:t xml:space="preserve">[20260907-0850] </w:t>
       </w:r>
     </w:p>
     <w:p>
@@ -157,13 +133,7 @@
         <w:rPr>
           <w:rFonts w:hint="eastAsia"/>
         </w:rPr>
-        <w:t>Frame</w:t>
-      </w:r>
-      <w:r>
-        <w:rPr>
-          <w:rFonts w:hint="eastAsia"/>
-        </w:rPr>
-        <w:t>2</w:t>
+        <w:t>Frame2</w:t>
       </w:r>
       <w:r>
         <w:rPr>
@@ -181,46 +151,56 @@
         </w:numPr>
         <w:spacing w:after="0" w:line="200" w:lineRule="atLeast"/>
         <w:ind w:rightChars="-437" w:right="-1049"/>
-      </w:pPr>
-      <w:r>
-        <w:rPr>
-          <w:rFonts w:hint="eastAsia"/>
+        <w:rPr>
+          <w:color w:val="0000FF"/>
+        </w:rPr>
+      </w:pPr>
+      <w:r>
+        <w:rPr>
+          <w:rFonts w:hint="eastAsia"/>
+          <w:color w:val="0000FF"/>
         </w:rPr>
         <w:t>每個</w:t>
       </w:r>
       <w:r>
         <w:rPr>
           <w:rFonts w:hint="eastAsia"/>
+          <w:color w:val="0000FF"/>
         </w:rPr>
         <w:t>Frame</w:t>
       </w:r>
       <w:r>
         <w:rPr>
           <w:rFonts w:hint="eastAsia"/>
+          <w:color w:val="0000FF"/>
         </w:rPr>
         <w:t>的最高</w:t>
       </w:r>
       <w:r>
         <w:rPr>
           <w:rFonts w:hint="eastAsia"/>
+          <w:color w:val="0000FF"/>
         </w:rPr>
         <w:t>/</w:t>
       </w:r>
       <w:r>
         <w:rPr>
           <w:rFonts w:hint="eastAsia"/>
+          <w:color w:val="0000FF"/>
         </w:rPr>
         <w:t>最低點的</w:t>
       </w:r>
       <w:r>
         <w:rPr>
           <w:rFonts w:hint="eastAsia"/>
+          <w:color w:val="0000FF"/>
         </w:rPr>
         <w:t>label</w:t>
       </w:r>
       <w:r>
         <w:rPr>
           <w:rFonts w:hint="eastAsia"/>
+          <w:color w:val="0000FF"/>
         </w:rPr>
         <w:t>要修正</w:t>
       </w:r>
@@ -234,42 +214,44 @@
         </w:numPr>
         <w:spacing w:after="0" w:line="200" w:lineRule="atLeast"/>
         <w:ind w:rightChars="-437" w:right="-1049"/>
-      </w:pPr>
-      <w:r>
-        <w:rPr>
-          <w:rFonts w:hint="eastAsia"/>
+        <w:rPr>
+          <w:color w:val="0000FF"/>
+        </w:rPr>
+      </w:pPr>
+      <w:r>
+        <w:rPr>
+          <w:rFonts w:hint="eastAsia"/>
+          <w:color w:val="0000FF"/>
         </w:rPr>
         <w:t>每個</w:t>
       </w:r>
       <w:r>
         <w:rPr>
           <w:rFonts w:hint="eastAsia"/>
+          <w:color w:val="0000FF"/>
         </w:rPr>
         <w:t>Frame</w:t>
       </w:r>
       <w:r>
         <w:rPr>
           <w:rFonts w:hint="eastAsia"/>
+          <w:color w:val="0000FF"/>
         </w:rPr>
         <w:t>的最高</w:t>
       </w:r>
       <w:r>
         <w:rPr>
           <w:rFonts w:hint="eastAsia"/>
+          <w:color w:val="0000FF"/>
         </w:rPr>
         <w:t>/</w:t>
       </w:r>
       <w:r>
         <w:rPr>
           <w:rFonts w:hint="eastAsia"/>
-        </w:rPr>
-        <w:t>最低點</w:t>
-      </w:r>
-      <w:r>
-        <w:rPr>
-          <w:rFonts w:hint="eastAsia"/>
-        </w:rPr>
-        <w:t>應該再加點空間</w:t>
+          <w:color w:val="0000FF"/>
+        </w:rPr>
+        <w:t>最低點應該再加點空間</w:t>
       </w:r>
     </w:p>
     <w:p>
@@ -281,10 +263,14 @@
         </w:numPr>
         <w:spacing w:after="0" w:line="200" w:lineRule="atLeast"/>
         <w:ind w:rightChars="-437" w:right="-1049"/>
-      </w:pPr>
-      <w:r>
-        <w:rPr>
-          <w:rFonts w:hint="eastAsia"/>
+        <w:rPr>
+          <w:color w:val="0000FF"/>
+        </w:rPr>
+      </w:pPr>
+      <w:r>
+        <w:rPr>
+          <w:rFonts w:hint="eastAsia"/>
+          <w:color w:val="0000FF"/>
         </w:rPr>
         <w:t>左側成交量資訊要實作</w:t>
       </w:r>
@@ -298,22 +284,28 @@
         </w:numPr>
         <w:spacing w:after="0" w:line="200" w:lineRule="atLeast"/>
         <w:ind w:rightChars="-437" w:right="-1049"/>
-      </w:pPr>
-      <w:r>
-        <w:rPr>
-          <w:rFonts w:hint="eastAsia"/>
+        <w:rPr>
+          <w:color w:val="0000FF"/>
+        </w:rPr>
+      </w:pPr>
+      <w:r>
+        <w:rPr>
+          <w:rFonts w:hint="eastAsia"/>
+          <w:color w:val="0000FF"/>
         </w:rPr>
         <w:t>要準備處理選單選擇在那一個</w:t>
       </w:r>
       <w:r>
         <w:rPr>
           <w:rFonts w:hint="eastAsia"/>
+          <w:color w:val="0000FF"/>
         </w:rPr>
         <w:t>Frame</w:t>
       </w:r>
       <w:r>
         <w:rPr>
           <w:rFonts w:hint="eastAsia"/>
+          <w:color w:val="0000FF"/>
         </w:rPr>
         <w:t>顯示資料</w:t>
       </w:r>
@@ -329,14 +321,104 @@
         <w:spacing w:after="0" w:line="200" w:lineRule="atLeast"/>
         <w:ind w:rightChars="-437" w:right="-1049"/>
       </w:pPr>
+      <w:r>
+        <w:rPr>
+          <w:rFonts w:hint="eastAsia"/>
+        </w:rPr>
+        <w:t>[20260908-08</w:t>
+      </w:r>
+      <w:r>
+        <w:rPr>
+          <w:rFonts w:hint="eastAsia"/>
+        </w:rPr>
+        <w:t>42</w:t>
+      </w:r>
+      <w:r>
+        <w:rPr>
+          <w:rFonts w:hint="eastAsia"/>
+        </w:rPr>
+        <w:t xml:space="preserve">] </w:t>
+      </w:r>
     </w:p>
     <w:p>
       <w:pPr>
+        <w:pStyle w:val="a9"/>
+        <w:numPr>
+          <w:ilvl w:val="0"/>
+          <w:numId w:val="2"/>
+        </w:numPr>
         <w:spacing w:after="0" w:line="200" w:lineRule="atLeast"/>
         <w:ind w:rightChars="-437" w:right="-1049"/>
-        <w:rPr>
-          <w:rFonts w:hint="eastAsia"/>
-        </w:rPr>
+      </w:pPr>
+      <w:r>
+        <w:rPr>
+          <w:rFonts w:hint="eastAsia"/>
+        </w:rPr>
+        <w:t>0907</w:t>
+      </w:r>
+      <w:r>
+        <w:rPr>
+          <w:rFonts w:hint="eastAsia"/>
+        </w:rPr>
+        <w:t>的</w:t>
+      </w:r>
+      <w:r>
+        <w:rPr>
+          <w:rFonts w:hint="eastAsia"/>
+        </w:rPr>
+        <w:t>4</w:t>
+      </w:r>
+      <w:r>
+        <w:rPr>
+          <w:rFonts w:hint="eastAsia"/>
+        </w:rPr>
+        <w:t>個項目還沒做</w:t>
+      </w:r>
+    </w:p>
+    <w:p>
+      <w:pPr>
+        <w:pStyle w:val="a9"/>
+        <w:numPr>
+          <w:ilvl w:val="0"/>
+          <w:numId w:val="2"/>
+        </w:numPr>
+        <w:spacing w:after="0" w:line="200" w:lineRule="atLeast"/>
+        <w:ind w:rightChars="-437" w:right="-1049"/>
+        <w:rPr>
+          <w:color w:val="0000FF"/>
+        </w:rPr>
+      </w:pPr>
+      <w:r>
+        <w:rPr>
+          <w:rFonts w:hint="eastAsia"/>
+          <w:color w:val="0000FF"/>
+        </w:rPr>
+        <w:t>實作彈跳視窗：要完成選擇成交量時，要把資料顯示在滑鼠所在的那個</w:t>
+      </w:r>
+      <w:r>
+        <w:rPr>
+          <w:rFonts w:hint="eastAsia"/>
+          <w:color w:val="0000FF"/>
+        </w:rPr>
+        <w:t>Frame</w:t>
+      </w:r>
+    </w:p>
+    <w:p>
+      <w:pPr>
+        <w:spacing w:after="0" w:line="200" w:lineRule="atLeast"/>
+        <w:ind w:rightChars="-437" w:right="-1049"/>
+      </w:pPr>
+    </w:p>
+    <w:p>
+      <w:pPr>
+        <w:spacing w:after="0" w:line="200" w:lineRule="atLeast"/>
+        <w:ind w:rightChars="-437" w:right="-1049"/>
+      </w:pPr>
+    </w:p>
+    <w:p>
+      <w:pPr>
+        <w:spacing w:after="0" w:line="200" w:lineRule="atLeast"/>
+        <w:ind w:rightChars="-437" w:right="-1049"/>
       </w:pPr>
     </w:p>
     <w:p>
@@ -358,10 +440,10 @@
 <file path=word/numbering.xml><?xml version="1.0" encoding="utf-8"?>
 <w:numbering xmlns:wpc="http://schemas.microsoft.com/office/word/2010/wordprocessingCanvas" xmlns:cx="http://schemas.microsoft.com/office/drawing/2014/chartex" xmlns:cx1="http://schemas.microsoft.com/office/drawing/2015/9/8/chartex" xmlns:cx2="http://schemas.microsoft.com/office/drawing/2015/10/21/chartex" xmlns:cx3="http://schemas.microsoft.com/office/drawing/2016/5/9/chartex" xmlns:cx4="http://schemas.microsoft.com/office/drawing/2016/5/10/chartex" xmlns:cx5="http://schemas.microsoft.com/office/drawing/2016/5/11/chartex" xmlns:cx6="http://schemas.microsoft.com/office/drawing/2016/5/12/chartex" xmlns:cx7="http://schemas.microsoft.com/office/drawing/2016/5/13/chartex" xmlns:cx8="http://schemas.microsoft.com/office/drawing/2016/5/14/chartex" xmlns:mc="http://schemas.openxmlformats.org/markup-compatibility/2006" xmlns:aink="http://schemas.microsoft.com/office/drawing/2016/ink" xmlns:am3d="http://schemas.microsoft.com/office/drawing/2017/model3d" xmlns:o="urn:schemas-microsoft-com:office:office" xmlns:oel="http://schemas.microsoft.com/office/2019/extlst" xmlns:r="http://schemas.openxmlformats.org/officeDocument/2006/relationships" xmlns:m="http://schemas.openxmlformats.org/officeDocument/2006/math" xmlns:v="urn:schemas-microsoft-com:vml" xmlns:wp14="http://schemas.microsoft.com/office/word/2010/wordprocessingDrawing" xmlns:wp="http://schemas.openxmlformats.org/drawingml/2006/wordprocessingDrawing" xmlns:w10="urn:schemas-microsoft-com:office:word" xmlns:w="http://schemas.openxmlformats.org/wordprocessingml/2006/main" xmlns:w14="http://schemas.microsoft.com/office/word/2010/wordml" xmlns:w15="http://schemas.microsoft.com/office/word/2012/wordml" xmlns:w16cex="http://schemas.microsoft.com/office/word/2018/wordml/cex" xmlns:w16cid="http://schemas.microsoft.com/office/word/2016/wordml/cid" xmlns:w16="http://schemas.microsoft.com/office/word/2018/wordml" xmlns:w16du="http://schemas.microsoft.com/office/word/2023/wordml/word16du" xmlns:w16sdtdh="http://schemas.microsoft.com/office/word/2020/wordml/sdtdatahash" xmlns:w16sdtfl="http://schemas.microsoft.com/office/word/2024/wordml/sdtformatlock" xmlns:w16se="http://schemas.microsoft.com/office/word/2015/wordml/symex" xmlns:wpg="http://schemas.microsoft.com/office/word/2010/wordprocessingGroup" xmlns:wpi="http://schemas.microsoft.com/office/word/2010/wordprocessingInk" xmlns:wne="http://schemas.microsoft.com/office/word/2006/wordml" xmlns:wps="http://schemas.microsoft.com/office/word/2010/wordprocessingShape" mc:Ignorable="w14 w15 w16se w16cid w16 w16cex w16sdtdh w16sdtfl w16du wp14">
   <w:abstractNum w:abstractNumId="0" w15:restartNumberingAfterBreak="0">
-    <w:nsid w:val="4431561B"/>
+    <w:nsid w:val="3CE42591"/>
     <w:multiLevelType w:val="hybridMultilevel"/>
-    <w:tmpl w:val="A3DA87D0"/>
-    <w:lvl w:ilvl="0" w:tplc="EA80C706">
+    <w:tmpl w:val="98C64BB2"/>
+    <w:lvl w:ilvl="0" w:tplc="0F7C5F62">
       <w:start w:val="1"/>
       <w:numFmt w:val="decimal"/>
       <w:lvlText w:val="%1."/>
@@ -446,7 +528,99 @@
       </w:pPr>
     </w:lvl>
   </w:abstractNum>
+  <w:abstractNum w:abstractNumId="1" w15:restartNumberingAfterBreak="0">
+    <w:nsid w:val="4431561B"/>
+    <w:multiLevelType w:val="hybridMultilevel"/>
+    <w:tmpl w:val="A3DA87D0"/>
+    <w:lvl w:ilvl="0" w:tplc="EA80C706">
+      <w:start w:val="1"/>
+      <w:numFmt w:val="decimal"/>
+      <w:lvlText w:val="%1."/>
+      <w:lvlJc w:val="left"/>
+      <w:pPr>
+        <w:ind w:left="360" w:hanging="360"/>
+      </w:pPr>
+      <w:rPr>
+        <w:rFonts w:hint="default"/>
+      </w:rPr>
+    </w:lvl>
+    <w:lvl w:ilvl="1" w:tplc="04090019" w:tentative="1">
+      <w:start w:val="1"/>
+      <w:numFmt w:val="ideographTraditional"/>
+      <w:lvlText w:val="%2、"/>
+      <w:lvlJc w:val="left"/>
+      <w:pPr>
+        <w:ind w:left="960" w:hanging="480"/>
+      </w:pPr>
+    </w:lvl>
+    <w:lvl w:ilvl="2" w:tplc="0409001B" w:tentative="1">
+      <w:start w:val="1"/>
+      <w:numFmt w:val="lowerRoman"/>
+      <w:lvlText w:val="%3."/>
+      <w:lvlJc w:val="right"/>
+      <w:pPr>
+        <w:ind w:left="1440" w:hanging="480"/>
+      </w:pPr>
+    </w:lvl>
+    <w:lvl w:ilvl="3" w:tplc="0409000F" w:tentative="1">
+      <w:start w:val="1"/>
+      <w:numFmt w:val="decimal"/>
+      <w:lvlText w:val="%4."/>
+      <w:lvlJc w:val="left"/>
+      <w:pPr>
+        <w:ind w:left="1920" w:hanging="480"/>
+      </w:pPr>
+    </w:lvl>
+    <w:lvl w:ilvl="4" w:tplc="04090019" w:tentative="1">
+      <w:start w:val="1"/>
+      <w:numFmt w:val="ideographTraditional"/>
+      <w:lvlText w:val="%5、"/>
+      <w:lvlJc w:val="left"/>
+      <w:pPr>
+        <w:ind w:left="2400" w:hanging="480"/>
+      </w:pPr>
+    </w:lvl>
+    <w:lvl w:ilvl="5" w:tplc="0409001B" w:tentative="1">
+      <w:start w:val="1"/>
+      <w:numFmt w:val="lowerRoman"/>
+      <w:lvlText w:val="%6."/>
+      <w:lvlJc w:val="right"/>
+      <w:pPr>
+        <w:ind w:left="2880" w:hanging="480"/>
+      </w:pPr>
+    </w:lvl>
+    <w:lvl w:ilvl="6" w:tplc="0409000F" w:tentative="1">
+      <w:start w:val="1"/>
+      <w:numFmt w:val="decimal"/>
+      <w:lvlText w:val="%7."/>
+      <w:lvlJc w:val="left"/>
+      <w:pPr>
+        <w:ind w:left="3360" w:hanging="480"/>
+      </w:pPr>
+    </w:lvl>
+    <w:lvl w:ilvl="7" w:tplc="04090019" w:tentative="1">
+      <w:start w:val="1"/>
+      <w:numFmt w:val="ideographTraditional"/>
+      <w:lvlText w:val="%8、"/>
+      <w:lvlJc w:val="left"/>
+      <w:pPr>
+        <w:ind w:left="3840" w:hanging="480"/>
+      </w:pPr>
+    </w:lvl>
+    <w:lvl w:ilvl="8" w:tplc="0409001B" w:tentative="1">
+      <w:start w:val="1"/>
+      <w:numFmt w:val="lowerRoman"/>
+      <w:lvlText w:val="%9."/>
+      <w:lvlJc w:val="right"/>
+      <w:pPr>
+        <w:ind w:left="4320" w:hanging="480"/>
+      </w:pPr>
+    </w:lvl>
+  </w:abstractNum>
   <w:num w:numId="1" w16cid:durableId="237181118">
+    <w:abstractNumId w:val="1"/>
+  </w:num>
+  <w:num w:numId="2" w16cid:durableId="1153915469">
     <w:abstractNumId w:val="0"/>
   </w:num>
 </w:numbering>
@@ -852,7 +1026,7 @@
   <w:style w:type="paragraph" w:default="1" w:styleId="a">
     <w:name w:val="Normal"/>
     <w:qFormat/>
-    <w:rsid w:val="00047F5F"/>
+    <w:rsid w:val="00001B3A"/>
     <w:pPr>
       <w:widowControl w:val="0"/>
     </w:pPr>

--- a/EarvinStocksPGM/EarvinStocksPGM/EearvinStocksPGMs(20260905).docx
+++ b/EarvinStocksPGM/EarvinStocksPGM/EearvinStocksPGMs(20260905).docx
@@ -405,6 +405,34 @@
     </w:p>
     <w:p>
       <w:pPr>
+        <w:pStyle w:val="a9"/>
+        <w:numPr>
+          <w:ilvl w:val="1"/>
+          <w:numId w:val="2"/>
+        </w:numPr>
+        <w:spacing w:after="0" w:line="200" w:lineRule="atLeast"/>
+        <w:ind w:rightChars="-437" w:right="-1049"/>
+        <w:rPr>
+          <w:color w:val="0000FF"/>
+        </w:rPr>
+      </w:pPr>
+      <w:r>
+        <w:rPr>
+          <w:rFonts w:hint="eastAsia"/>
+          <w:color w:val="0000FF"/>
+        </w:rPr>
+        <w:t>取得游標所在</w:t>
+      </w:r>
+      <w:r>
+        <w:rPr>
+          <w:rFonts w:hint="eastAsia"/>
+          <w:color w:val="0000FF"/>
+        </w:rPr>
+        <w:t>frame OK</w:t>
+      </w:r>
+    </w:p>
+    <w:p>
+      <w:pPr>
         <w:spacing w:after="0" w:line="200" w:lineRule="atLeast"/>
         <w:ind w:rightChars="-437" w:right="-1049"/>
       </w:pPr>
@@ -455,7 +483,7 @@
         <w:rFonts w:hint="default"/>
       </w:rPr>
     </w:lvl>
-    <w:lvl w:ilvl="1" w:tplc="04090019" w:tentative="1">
+    <w:lvl w:ilvl="1" w:tplc="04090019">
       <w:start w:val="1"/>
       <w:numFmt w:val="ideographTraditional"/>
       <w:lvlText w:val="%2、"/>

--- a/EarvinStocksPGM/EarvinStocksPGM/EearvinStocksPGMs(20260905).docx
+++ b/EarvinStocksPGM/EarvinStocksPGM/EearvinStocksPGMs(20260905).docx
@@ -3,12 +3,14 @@
 <w:document xmlns:wpc="http://schemas.microsoft.com/office/word/2010/wordprocessingCanvas" xmlns:cx="http://schemas.microsoft.com/office/drawing/2014/chartex" xmlns:cx1="http://schemas.microsoft.com/office/drawing/2015/9/8/chartex" xmlns:cx2="http://schemas.microsoft.com/office/drawing/2015/10/21/chartex" xmlns:cx3="http://schemas.microsoft.com/office/drawing/2016/5/9/chartex" xmlns:cx4="http://schemas.microsoft.com/office/drawing/2016/5/10/chartex" xmlns:cx5="http://schemas.microsoft.com/office/drawing/2016/5/11/chartex" xmlns:cx6="http://schemas.microsoft.com/office/drawing/2016/5/12/chartex" xmlns:cx7="http://schemas.microsoft.com/office/drawing/2016/5/13/chartex" xmlns:cx8="http://schemas.microsoft.com/office/drawing/2016/5/14/chartex" xmlns:mc="http://schemas.openxmlformats.org/markup-compatibility/2006" xmlns:aink="http://schemas.microsoft.com/office/drawing/2016/ink" xmlns:am3d="http://schemas.microsoft.com/office/drawing/2017/model3d" xmlns:o="urn:schemas-microsoft-com:office:office" xmlns:oel="http://schemas.microsoft.com/office/2019/extlst" xmlns:r="http://schemas.openxmlformats.org/officeDocument/2006/relationships" xmlns:m="http://schemas.openxmlformats.org/officeDocument/2006/math" xmlns:v="urn:schemas-microsoft-com:vml" xmlns:wp14="http://schemas.microsoft.com/office/word/2010/wordprocessingDrawing" xmlns:wp="http://schemas.openxmlformats.org/drawingml/2006/wordprocessingDrawing" xmlns:w10="urn:schemas-microsoft-com:office:word" xmlns:w="http://schemas.openxmlformats.org/wordprocessingml/2006/main" xmlns:w14="http://schemas.microsoft.com/office/word/2010/wordml" xmlns:w15="http://schemas.microsoft.com/office/word/2012/wordml" xmlns:w16cex="http://schemas.microsoft.com/office/word/2018/wordml/cex" xmlns:w16cid="http://schemas.microsoft.com/office/word/2016/wordml/cid" xmlns:w16="http://schemas.microsoft.com/office/word/2018/wordml" xmlns:w16du="http://schemas.microsoft.com/office/word/2023/wordml/word16du" xmlns:w16sdtdh="http://schemas.microsoft.com/office/word/2020/wordml/sdtdatahash" xmlns:w16sdtfl="http://schemas.microsoft.com/office/word/2024/wordml/sdtformatlock" xmlns:w16se="http://schemas.microsoft.com/office/word/2015/wordml/symex" xmlns:wpg="http://schemas.microsoft.com/office/word/2010/wordprocessingGroup" xmlns:wpi="http://schemas.microsoft.com/office/word/2010/wordprocessingInk" xmlns:wne="http://schemas.microsoft.com/office/word/2006/wordml" xmlns:wps="http://schemas.microsoft.com/office/word/2010/wordprocessingShape" mc:Ignorable="w14 w15 w16se w16cid w16 w16cex w16sdtdh w16sdtfl w16du wp14">
   <w:body>
     <w:p>
+      <w:proofErr w:type="spellStart"/>
       <w:r>
         <w:rPr>
           <w:rFonts w:hint="eastAsia"/>
         </w:rPr>
         <w:t>EearvinStocksPGMs</w:t>
       </w:r>
+      <w:proofErr w:type="spellEnd"/>
     </w:p>
     <w:p>
       <w:r>
@@ -436,6 +438,268 @@
         <w:spacing w:after="0" w:line="200" w:lineRule="atLeast"/>
         <w:ind w:rightChars="-437" w:right="-1049"/>
       </w:pPr>
+    </w:p>
+    <w:p>
+      <w:pPr>
+        <w:spacing w:after="0" w:line="200" w:lineRule="atLeast"/>
+        <w:ind w:rightChars="-437" w:right="-1049"/>
+      </w:pPr>
+    </w:p>
+    <w:p>
+      <w:pPr>
+        <w:spacing w:after="0" w:line="200" w:lineRule="atLeast"/>
+        <w:ind w:left="480" w:rightChars="-437" w:right="-1049"/>
+      </w:pPr>
+      <w:r>
+        <w:lastRenderedPageBreak/>
+        <w:t>我建議把</w:t>
+      </w:r>
+      <w:r>
+        <w:t xml:space="preserve"> Frame </w:t>
+      </w:r>
+      <w:r>
+        <w:t>座標全部改成相對於繪圖區</w:t>
+      </w:r>
+      <w:r>
+        <w:rPr>
+          <w:rFonts w:hint="eastAsia"/>
+        </w:rPr>
+        <w:t>，</w:t>
+      </w:r>
+      <w:r>
+        <w:rPr>
+          <w:rFonts w:ascii="Segoe UI" w:eastAsia="新細明體" w:hAnsi="Segoe UI" w:cs="Segoe UI"/>
+          <w:kern w:val="0"/>
+          <w:sz w:val="21"/>
+          <w:szCs w:val="21"/>
+          <w14:ligatures w14:val="none"/>
+        </w:rPr>
+        <w:t>然後滑鼠也轉換成：</w:t>
+      </w:r>
+    </w:p>
+    <w:p>
+      <w:pPr>
+        <w:widowControl/>
+        <w:spacing w:line="300" w:lineRule="atLeast"/>
+        <w:ind w:firstLine="480"/>
+        <w:rPr>
+          <w:rFonts w:ascii="Segoe UI" w:eastAsia="新細明體" w:hAnsi="Segoe UI" w:cs="Segoe UI" w:hint="eastAsia"/>
+          <w:kern w:val="0"/>
+          <w:sz w:val="21"/>
+          <w:szCs w:val="21"/>
+          <w14:ligatures w14:val="none"/>
+        </w:rPr>
+      </w:pPr>
+      <w:r>
+        <w:rPr>
+          <w:rFonts w:hint="eastAsia"/>
+        </w:rPr>
+        <w:t xml:space="preserve">// </w:t>
+      </w:r>
+      <w:r>
+        <w:rPr>
+          <w:rFonts w:ascii="Segoe UI" w:eastAsia="新細明體" w:hAnsi="Segoe UI" w:cs="Segoe UI"/>
+          <w:kern w:val="0"/>
+          <w:sz w:val="21"/>
+          <w:szCs w:val="21"/>
+          <w14:ligatures w14:val="none"/>
+        </w:rPr>
+        <w:t>通常已經是控制項</w:t>
+      </w:r>
+      <w:r>
+        <w:rPr>
+          <w:rFonts w:ascii="Segoe UI" w:eastAsia="新細明體" w:hAnsi="Segoe UI" w:cs="Segoe UI"/>
+          <w:kern w:val="0"/>
+          <w:sz w:val="21"/>
+          <w:szCs w:val="21"/>
+          <w14:ligatures w14:val="none"/>
+        </w:rPr>
+        <w:t xml:space="preserve"> Client </w:t>
+      </w:r>
+      <w:r>
+        <w:rPr>
+          <w:rFonts w:ascii="Segoe UI" w:eastAsia="新細明體" w:hAnsi="Segoe UI" w:cs="Segoe UI"/>
+          <w:kern w:val="0"/>
+          <w:sz w:val="21"/>
+          <w:szCs w:val="21"/>
+          <w14:ligatures w14:val="none"/>
+        </w:rPr>
+        <w:t>座標。</w:t>
+      </w:r>
+    </w:p>
+    <w:p>
+      <w:pPr>
+        <w:widowControl/>
+        <w:spacing w:after="0" w:line="240" w:lineRule="auto"/>
+        <w:ind w:firstLine="480"/>
+        <w:rPr>
+          <w:rFonts w:ascii="新細明體" w:eastAsia="新細明體" w:hAnsi="新細明體" w:cs="新細明體"/>
+          <w:kern w:val="0"/>
+          <w14:ligatures w14:val="none"/>
+        </w:rPr>
+      </w:pPr>
+      <w:r>
+        <w:rPr>
+          <w:rFonts w:ascii="新細明體" w:eastAsia="新細明體" w:hAnsi="新細明體" w:cs="新細明體"/>
+          <w:kern w:val="0"/>
+          <w14:ligatures w14:val="none"/>
+        </w:rPr>
+        <w:t xml:space="preserve">private void </w:t>
+      </w:r>
+      <w:proofErr w:type="spellStart"/>
+      <w:r>
+        <w:rPr>
+          <w:rFonts w:ascii="新細明體" w:eastAsia="新細明體" w:hAnsi="新細明體" w:cs="新細明體"/>
+          <w:kern w:val="0"/>
+          <w14:ligatures w14:val="none"/>
+        </w:rPr>
+        <w:t>Form_</w:t>
+      </w:r>
+      <w:proofErr w:type="gramStart"/>
+      <w:r>
+        <w:rPr>
+          <w:rFonts w:ascii="新細明體" w:eastAsia="新細明體" w:hAnsi="新細明體" w:cs="新細明體"/>
+          <w:kern w:val="0"/>
+          <w14:ligatures w14:val="none"/>
+        </w:rPr>
+        <w:t>MouseMove</w:t>
+      </w:r>
+      <w:proofErr w:type="spellEnd"/>
+      <w:r>
+        <w:rPr>
+          <w:rFonts w:ascii="新細明體" w:eastAsia="新細明體" w:hAnsi="新細明體" w:cs="新細明體"/>
+          <w:kern w:val="0"/>
+          <w14:ligatures w14:val="none"/>
+        </w:rPr>
+        <w:t>(</w:t>
+      </w:r>
+      <w:proofErr w:type="gramEnd"/>
+      <w:r>
+        <w:rPr>
+          <w:rFonts w:ascii="新細明體" w:eastAsia="新細明體" w:hAnsi="新細明體" w:cs="新細明體"/>
+          <w:kern w:val="0"/>
+          <w14:ligatures w14:val="none"/>
+        </w:rPr>
+        <w:t xml:space="preserve">object </w:t>
+      </w:r>
+      <w:proofErr w:type="spellStart"/>
+      <w:proofErr w:type="gramStart"/>
+      <w:r>
+        <w:rPr>
+          <w:rFonts w:ascii="新細明體" w:eastAsia="新細明體" w:hAnsi="新細明體" w:cs="新細明體"/>
+          <w:kern w:val="0"/>
+          <w14:ligatures w14:val="none"/>
+        </w:rPr>
+        <w:t>sender,MouseEventArgs</w:t>
+      </w:r>
+      <w:proofErr w:type="spellEnd"/>
+      <w:proofErr w:type="gramEnd"/>
+      <w:r>
+        <w:rPr>
+          <w:rFonts w:ascii="新細明體" w:eastAsia="新細明體" w:hAnsi="新細明體" w:cs="新細明體"/>
+          <w:kern w:val="0"/>
+          <w14:ligatures w14:val="none"/>
+        </w:rPr>
+        <w:t xml:space="preserve"> e)</w:t>
+      </w:r>
+    </w:p>
+    <w:p>
+      <w:pPr>
+        <w:widowControl/>
+        <w:spacing w:after="0" w:line="240" w:lineRule="auto"/>
+        <w:ind w:firstLine="480"/>
+        <w:rPr>
+          <w:rFonts w:ascii="新細明體" w:eastAsia="新細明體" w:hAnsi="新細明體" w:cs="新細明體"/>
+          <w:kern w:val="0"/>
+          <w14:ligatures w14:val="none"/>
+        </w:rPr>
+      </w:pPr>
+      <w:r>
+        <w:rPr>
+          <w:rFonts w:ascii="新細明體" w:eastAsia="新細明體" w:hAnsi="新細明體" w:cs="新細明體"/>
+          <w:kern w:val="0"/>
+          <w14:ligatures w14:val="none"/>
+        </w:rPr>
+        <w:t>{</w:t>
+      </w:r>
+    </w:p>
+    <w:p>
+      <w:pPr>
+        <w:widowControl/>
+        <w:spacing w:after="0" w:line="240" w:lineRule="auto"/>
+        <w:ind w:left="480" w:firstLine="480"/>
+        <w:rPr>
+          <w:rFonts w:ascii="新細明體" w:eastAsia="新細明體" w:hAnsi="新細明體" w:cs="新細明體"/>
+          <w:kern w:val="0"/>
+          <w14:ligatures w14:val="none"/>
+        </w:rPr>
+      </w:pPr>
+      <w:r>
+        <w:rPr>
+          <w:rFonts w:ascii="新細明體" w:eastAsia="新細明體" w:hAnsi="新細明體" w:cs="新細明體"/>
+          <w:kern w:val="0"/>
+          <w14:ligatures w14:val="none"/>
+        </w:rPr>
+        <w:t xml:space="preserve">Point </w:t>
+      </w:r>
+      <w:proofErr w:type="spellStart"/>
+      <w:r>
+        <w:rPr>
+          <w:rFonts w:ascii="新細明體" w:eastAsia="新細明體" w:hAnsi="新細明體" w:cs="新細明體"/>
+          <w:kern w:val="0"/>
+          <w14:ligatures w14:val="none"/>
+        </w:rPr>
+        <w:t>cursorPos</w:t>
+      </w:r>
+      <w:proofErr w:type="spellEnd"/>
+      <w:r>
+        <w:rPr>
+          <w:rFonts w:ascii="新細明體" w:eastAsia="新細明體" w:hAnsi="新細明體" w:cs="新細明體"/>
+          <w:kern w:val="0"/>
+          <w14:ligatures w14:val="none"/>
+        </w:rPr>
+        <w:t xml:space="preserve"> = </w:t>
+      </w:r>
+      <w:proofErr w:type="spellStart"/>
+      <w:proofErr w:type="gramStart"/>
+      <w:r>
+        <w:rPr>
+          <w:rFonts w:ascii="新細明體" w:eastAsia="新細明體" w:hAnsi="新細明體" w:cs="新細明體"/>
+          <w:kern w:val="0"/>
+          <w14:ligatures w14:val="none"/>
+        </w:rPr>
+        <w:t>e.Location</w:t>
+      </w:r>
+      <w:proofErr w:type="spellEnd"/>
+      <w:proofErr w:type="gramEnd"/>
+      <w:r>
+        <w:rPr>
+          <w:rFonts w:ascii="新細明體" w:eastAsia="新細明體" w:hAnsi="新細明體" w:cs="新細明體"/>
+          <w:kern w:val="0"/>
+          <w14:ligatures w14:val="none"/>
+        </w:rPr>
+        <w:t>;</w:t>
+      </w:r>
+    </w:p>
+    <w:p>
+      <w:pPr>
+        <w:widowControl/>
+        <w:spacing w:after="0" w:line="240" w:lineRule="auto"/>
+        <w:ind w:firstLine="480"/>
+        <w:rPr>
+          <w:rFonts w:ascii="新細明體" w:eastAsia="新細明體" w:hAnsi="新細明體" w:cs="新細明體"/>
+          <w:kern w:val="0"/>
+          <w14:ligatures w14:val="none"/>
+        </w:rPr>
+      </w:pPr>
+      <w:r>
+        <w:rPr>
+          <w:rFonts w:ascii="新細明體" w:eastAsia="新細明體" w:hAnsi="新細明體" w:cs="新細明體"/>
+          <w:kern w:val="0"/>
+          <w14:ligatures w14:val="none"/>
+        </w:rPr>
+        <w:t>}</w:t>
+      </w:r>
     </w:p>
     <w:p>
       <w:pPr>
@@ -1260,7 +1524,6 @@
   <w:style w:type="character" w:default="1" w:styleId="a0">
     <w:name w:val="Default Paragraph Font"/>
     <w:uiPriority w:val="1"/>
-    <w:semiHidden/>
     <w:unhideWhenUsed/>
   </w:style>
   <w:style w:type="table" w:default="1" w:styleId="a1">

--- a/EarvinStocksPGM/EarvinStocksPGM/EearvinStocksPGMs(20260905).docx
+++ b/EarvinStocksPGM/EarvinStocksPGM/EearvinStocksPGMs(20260905).docx
@@ -3,14 +3,12 @@
 <w:document xmlns:wpc="http://schemas.microsoft.com/office/word/2010/wordprocessingCanvas" xmlns:cx="http://schemas.microsoft.com/office/drawing/2014/chartex" xmlns:cx1="http://schemas.microsoft.com/office/drawing/2015/9/8/chartex" xmlns:cx2="http://schemas.microsoft.com/office/drawing/2015/10/21/chartex" xmlns:cx3="http://schemas.microsoft.com/office/drawing/2016/5/9/chartex" xmlns:cx4="http://schemas.microsoft.com/office/drawing/2016/5/10/chartex" xmlns:cx5="http://schemas.microsoft.com/office/drawing/2016/5/11/chartex" xmlns:cx6="http://schemas.microsoft.com/office/drawing/2016/5/12/chartex" xmlns:cx7="http://schemas.microsoft.com/office/drawing/2016/5/13/chartex" xmlns:cx8="http://schemas.microsoft.com/office/drawing/2016/5/14/chartex" xmlns:mc="http://schemas.openxmlformats.org/markup-compatibility/2006" xmlns:aink="http://schemas.microsoft.com/office/drawing/2016/ink" xmlns:am3d="http://schemas.microsoft.com/office/drawing/2017/model3d" xmlns:o="urn:schemas-microsoft-com:office:office" xmlns:oel="http://schemas.microsoft.com/office/2019/extlst" xmlns:r="http://schemas.openxmlformats.org/officeDocument/2006/relationships" xmlns:m="http://schemas.openxmlformats.org/officeDocument/2006/math" xmlns:v="urn:schemas-microsoft-com:vml" xmlns:wp14="http://schemas.microsoft.com/office/word/2010/wordprocessingDrawing" xmlns:wp="http://schemas.openxmlformats.org/drawingml/2006/wordprocessingDrawing" xmlns:w10="urn:schemas-microsoft-com:office:word" xmlns:w="http://schemas.openxmlformats.org/wordprocessingml/2006/main" xmlns:w14="http://schemas.microsoft.com/office/word/2010/wordml" xmlns:w15="http://schemas.microsoft.com/office/word/2012/wordml" xmlns:w16cex="http://schemas.microsoft.com/office/word/2018/wordml/cex" xmlns:w16cid="http://schemas.microsoft.com/office/word/2016/wordml/cid" xmlns:w16="http://schemas.microsoft.com/office/word/2018/wordml" xmlns:w16du="http://schemas.microsoft.com/office/word/2023/wordml/word16du" xmlns:w16sdtdh="http://schemas.microsoft.com/office/word/2020/wordml/sdtdatahash" xmlns:w16sdtfl="http://schemas.microsoft.com/office/word/2024/wordml/sdtformatlock" xmlns:w16se="http://schemas.microsoft.com/office/word/2015/wordml/symex" xmlns:wpg="http://schemas.microsoft.com/office/word/2010/wordprocessingGroup" xmlns:wpi="http://schemas.microsoft.com/office/word/2010/wordprocessingInk" xmlns:wne="http://schemas.microsoft.com/office/word/2006/wordml" xmlns:wps="http://schemas.microsoft.com/office/word/2010/wordprocessingShape" mc:Ignorable="w14 w15 w16se w16cid w16 w16cex w16sdtdh w16sdtfl w16du wp14">
   <w:body>
     <w:p>
-      <w:proofErr w:type="spellStart"/>
       <w:r>
         <w:rPr>
           <w:rFonts w:hint="eastAsia"/>
         </w:rPr>
         <w:t>EearvinStocksPGMs</w:t>
       </w:r>
-      <w:proofErr w:type="spellEnd"/>
     </w:p>
     <w:p>
       <w:r>
@@ -483,28 +481,18 @@
         <w:spacing w:line="300" w:lineRule="atLeast"/>
         <w:ind w:firstLine="480"/>
         <w:rPr>
-          <w:rFonts w:ascii="Segoe UI" w:eastAsia="新細明體" w:hAnsi="Segoe UI" w:cs="Segoe UI" w:hint="eastAsia"/>
-          <w:kern w:val="0"/>
-          <w:sz w:val="21"/>
-          <w:szCs w:val="21"/>
-          <w14:ligatures w14:val="none"/>
-        </w:rPr>
-      </w:pPr>
-      <w:r>
-        <w:rPr>
-          <w:rFonts w:hint="eastAsia"/>
-        </w:rPr>
-        <w:t xml:space="preserve">// </w:t>
-      </w:r>
-      <w:r>
-        <w:rPr>
           <w:rFonts w:ascii="Segoe UI" w:eastAsia="新細明體" w:hAnsi="Segoe UI" w:cs="Segoe UI"/>
           <w:kern w:val="0"/>
           <w:sz w:val="21"/>
           <w:szCs w:val="21"/>
           <w14:ligatures w14:val="none"/>
         </w:rPr>
-        <w:t>通常已經是控制項</w:t>
+      </w:pPr>
+      <w:r>
+        <w:rPr>
+          <w:rFonts w:hint="eastAsia"/>
+        </w:rPr>
+        <w:t xml:space="preserve">// </w:t>
       </w:r>
       <w:r>
         <w:rPr>
@@ -514,7 +502,7 @@
           <w:szCs w:val="21"/>
           <w14:ligatures w14:val="none"/>
         </w:rPr>
-        <w:t xml:space="preserve"> Client </w:t>
+        <w:t>通常已經是控制項</w:t>
       </w:r>
       <w:r>
         <w:rPr>
@@ -524,6 +512,16 @@
           <w:szCs w:val="21"/>
           <w14:ligatures w14:val="none"/>
         </w:rPr>
+        <w:t xml:space="preserve"> Client </w:t>
+      </w:r>
+      <w:r>
+        <w:rPr>
+          <w:rFonts w:ascii="Segoe UI" w:eastAsia="新細明體" w:hAnsi="Segoe UI" w:cs="Segoe UI"/>
+          <w:kern w:val="0"/>
+          <w:sz w:val="21"/>
+          <w:szCs w:val="21"/>
+          <w14:ligatures w14:val="none"/>
+        </w:rPr>
         <w:t>座標。</w:t>
       </w:r>
     </w:p>
@@ -544,160 +542,66 @@
           <w:kern w:val="0"/>
           <w14:ligatures w14:val="none"/>
         </w:rPr>
-        <w:t xml:space="preserve">private void </w:t>
-      </w:r>
-      <w:proofErr w:type="spellStart"/>
-      <w:r>
+        <w:t>private void Form_MouseMove(object sender,MouseEventArgs e)</w:t>
+      </w:r>
+    </w:p>
+    <w:p>
+      <w:pPr>
+        <w:widowControl/>
+        <w:spacing w:after="0" w:line="240" w:lineRule="auto"/>
+        <w:ind w:firstLine="480"/>
         <w:rPr>
           <w:rFonts w:ascii="新細明體" w:eastAsia="新細明體" w:hAnsi="新細明體" w:cs="新細明體"/>
           <w:kern w:val="0"/>
           <w14:ligatures w14:val="none"/>
         </w:rPr>
-        <w:t>Form_</w:t>
-      </w:r>
-      <w:proofErr w:type="gramStart"/>
+      </w:pPr>
       <w:r>
         <w:rPr>
           <w:rFonts w:ascii="新細明體" w:eastAsia="新細明體" w:hAnsi="新細明體" w:cs="新細明體"/>
           <w:kern w:val="0"/>
           <w14:ligatures w14:val="none"/>
         </w:rPr>
-        <w:t>MouseMove</w:t>
-      </w:r>
-      <w:proofErr w:type="spellEnd"/>
-      <w:r>
+        <w:t>{</w:t>
+      </w:r>
+    </w:p>
+    <w:p>
+      <w:pPr>
+        <w:widowControl/>
+        <w:spacing w:after="0" w:line="240" w:lineRule="auto"/>
+        <w:ind w:left="480" w:firstLine="480"/>
         <w:rPr>
           <w:rFonts w:ascii="新細明體" w:eastAsia="新細明體" w:hAnsi="新細明體" w:cs="新細明體"/>
           <w:kern w:val="0"/>
           <w14:ligatures w14:val="none"/>
         </w:rPr>
-        <w:t>(</w:t>
-      </w:r>
-      <w:proofErr w:type="gramEnd"/>
+      </w:pPr>
       <w:r>
         <w:rPr>
           <w:rFonts w:ascii="新細明體" w:eastAsia="新細明體" w:hAnsi="新細明體" w:cs="新細明體"/>
           <w:kern w:val="0"/>
           <w14:ligatures w14:val="none"/>
         </w:rPr>
-        <w:t xml:space="preserve">object </w:t>
-      </w:r>
-      <w:proofErr w:type="spellStart"/>
-      <w:proofErr w:type="gramStart"/>
-      <w:r>
+        <w:t>Point cursorPos = e.Location;</w:t>
+      </w:r>
+    </w:p>
+    <w:p>
+      <w:pPr>
+        <w:widowControl/>
+        <w:spacing w:after="0" w:line="240" w:lineRule="auto"/>
+        <w:ind w:firstLine="480"/>
         <w:rPr>
           <w:rFonts w:ascii="新細明體" w:eastAsia="新細明體" w:hAnsi="新細明體" w:cs="新細明體"/>
           <w:kern w:val="0"/>
           <w14:ligatures w14:val="none"/>
         </w:rPr>
-        <w:t>sender,MouseEventArgs</w:t>
-      </w:r>
-      <w:proofErr w:type="spellEnd"/>
-      <w:proofErr w:type="gramEnd"/>
+      </w:pPr>
       <w:r>
         <w:rPr>
           <w:rFonts w:ascii="新細明體" w:eastAsia="新細明體" w:hAnsi="新細明體" w:cs="新細明體"/>
           <w:kern w:val="0"/>
           <w14:ligatures w14:val="none"/>
         </w:rPr>
-        <w:t xml:space="preserve"> e)</w:t>
-      </w:r>
-    </w:p>
-    <w:p>
-      <w:pPr>
-        <w:widowControl/>
-        <w:spacing w:after="0" w:line="240" w:lineRule="auto"/>
-        <w:ind w:firstLine="480"/>
-        <w:rPr>
-          <w:rFonts w:ascii="新細明體" w:eastAsia="新細明體" w:hAnsi="新細明體" w:cs="新細明體"/>
-          <w:kern w:val="0"/>
-          <w14:ligatures w14:val="none"/>
-        </w:rPr>
-      </w:pPr>
-      <w:r>
-        <w:rPr>
-          <w:rFonts w:ascii="新細明體" w:eastAsia="新細明體" w:hAnsi="新細明體" w:cs="新細明體"/>
-          <w:kern w:val="0"/>
-          <w14:ligatures w14:val="none"/>
-        </w:rPr>
-        <w:t>{</w:t>
-      </w:r>
-    </w:p>
-    <w:p>
-      <w:pPr>
-        <w:widowControl/>
-        <w:spacing w:after="0" w:line="240" w:lineRule="auto"/>
-        <w:ind w:left="480" w:firstLine="480"/>
-        <w:rPr>
-          <w:rFonts w:ascii="新細明體" w:eastAsia="新細明體" w:hAnsi="新細明體" w:cs="新細明體"/>
-          <w:kern w:val="0"/>
-          <w14:ligatures w14:val="none"/>
-        </w:rPr>
-      </w:pPr>
-      <w:r>
-        <w:rPr>
-          <w:rFonts w:ascii="新細明體" w:eastAsia="新細明體" w:hAnsi="新細明體" w:cs="新細明體"/>
-          <w:kern w:val="0"/>
-          <w14:ligatures w14:val="none"/>
-        </w:rPr>
-        <w:t xml:space="preserve">Point </w:t>
-      </w:r>
-      <w:proofErr w:type="spellStart"/>
-      <w:r>
-        <w:rPr>
-          <w:rFonts w:ascii="新細明體" w:eastAsia="新細明體" w:hAnsi="新細明體" w:cs="新細明體"/>
-          <w:kern w:val="0"/>
-          <w14:ligatures w14:val="none"/>
-        </w:rPr>
-        <w:t>cursorPos</w:t>
-      </w:r>
-      <w:proofErr w:type="spellEnd"/>
-      <w:r>
-        <w:rPr>
-          <w:rFonts w:ascii="新細明體" w:eastAsia="新細明體" w:hAnsi="新細明體" w:cs="新細明體"/>
-          <w:kern w:val="0"/>
-          <w14:ligatures w14:val="none"/>
-        </w:rPr>
-        <w:t xml:space="preserve"> = </w:t>
-      </w:r>
-      <w:proofErr w:type="spellStart"/>
-      <w:proofErr w:type="gramStart"/>
-      <w:r>
-        <w:rPr>
-          <w:rFonts w:ascii="新細明體" w:eastAsia="新細明體" w:hAnsi="新細明體" w:cs="新細明體"/>
-          <w:kern w:val="0"/>
-          <w14:ligatures w14:val="none"/>
-        </w:rPr>
-        <w:t>e.Location</w:t>
-      </w:r>
-      <w:proofErr w:type="spellEnd"/>
-      <w:proofErr w:type="gramEnd"/>
-      <w:r>
-        <w:rPr>
-          <w:rFonts w:ascii="新細明體" w:eastAsia="新細明體" w:hAnsi="新細明體" w:cs="新細明體"/>
-          <w:kern w:val="0"/>
-          <w14:ligatures w14:val="none"/>
-        </w:rPr>
-        <w:t>;</w:t>
-      </w:r>
-    </w:p>
-    <w:p>
-      <w:pPr>
-        <w:widowControl/>
-        <w:spacing w:after="0" w:line="240" w:lineRule="auto"/>
-        <w:ind w:firstLine="480"/>
-        <w:rPr>
-          <w:rFonts w:ascii="新細明體" w:eastAsia="新細明體" w:hAnsi="新細明體" w:cs="新細明體"/>
-          <w:kern w:val="0"/>
-          <w14:ligatures w14:val="none"/>
-        </w:rPr>
-      </w:pPr>
-      <w:r>
-        <w:rPr>
-          <w:rFonts w:ascii="新細明體" w:eastAsia="新細明體" w:hAnsi="新細明體" w:cs="新細明體"/>
-          <w:kern w:val="0"/>
-          <w14:ligatures w14:val="none"/>
-        </w:rPr>
         <w:t>}</w:t>
       </w:r>
     </w:p>
@@ -718,6 +622,70 @@
         <w:spacing w:after="0" w:line="200" w:lineRule="atLeast"/>
         <w:ind w:rightChars="-437" w:right="-1049"/>
       </w:pPr>
+    </w:p>
+    <w:p>
+      <w:pPr>
+        <w:spacing w:after="0" w:line="200" w:lineRule="atLeast"/>
+        <w:ind w:rightChars="-437" w:right="-1049"/>
+      </w:pPr>
+    </w:p>
+    <w:p>
+      <w:pPr>
+        <w:spacing w:after="0" w:line="200" w:lineRule="atLeast"/>
+        <w:ind w:rightChars="-437" w:right="-1049"/>
+      </w:pPr>
+    </w:p>
+    <w:p>
+      <w:pPr>
+        <w:spacing w:after="0" w:line="200" w:lineRule="atLeast"/>
+        <w:ind w:rightChars="-437" w:right="-1049"/>
+      </w:pPr>
+    </w:p>
+    <w:p>
+      <w:pPr>
+        <w:spacing w:after="0" w:line="200" w:lineRule="atLeast"/>
+        <w:ind w:rightChars="-437" w:right="-1049"/>
+        <w:rPr>
+          <w:rFonts w:hint="eastAsia"/>
+        </w:rPr>
+      </w:pPr>
+      <w:r>
+        <w:drawing>
+          <wp:inline distT="0" distB="0" distL="0" distR="0" wp14:anchorId="21CF392B" wp14:editId="25D0E7F6">
+            <wp:extent cx="4362674" cy="2616334"/>
+            <wp:effectExtent l="0" t="0" r="0" b="0"/>
+            <wp:docPr id="1360935761" name="圖片 1"/>
+            <wp:cNvGraphicFramePr>
+              <a:graphicFrameLocks xmlns:a="http://schemas.openxmlformats.org/drawingml/2006/main" noChangeAspect="1"/>
+            </wp:cNvGraphicFramePr>
+            <a:graphic xmlns:a="http://schemas.openxmlformats.org/drawingml/2006/main">
+              <a:graphicData uri="http://schemas.openxmlformats.org/drawingml/2006/picture">
+                <pic:pic xmlns:pic="http://schemas.openxmlformats.org/drawingml/2006/picture">
+                  <pic:nvPicPr>
+                    <pic:cNvPr id="1360935761" name=""/>
+                    <pic:cNvPicPr/>
+                  </pic:nvPicPr>
+                  <pic:blipFill>
+                    <a:blip r:embed="rId6"/>
+                    <a:stretch>
+                      <a:fillRect/>
+                    </a:stretch>
+                  </pic:blipFill>
+                  <pic:spPr>
+                    <a:xfrm>
+                      <a:off x="0" y="0"/>
+                      <a:ext cx="4362674" cy="2616334"/>
+                    </a:xfrm>
+                    <a:prstGeom prst="rect">
+                      <a:avLst/>
+                    </a:prstGeom>
+                  </pic:spPr>
+                </pic:pic>
+              </a:graphicData>
+            </a:graphic>
+          </wp:inline>
+        </w:drawing>
+      </w:r>
     </w:p>
     <w:sectPr>
       <w:pgSz w:w="11906" w:h="16838"/>
@@ -1524,6 +1492,7 @@
   <w:style w:type="character" w:default="1" w:styleId="a0">
     <w:name w:val="Default Paragraph Font"/>
     <w:uiPriority w:val="1"/>
+    <w:semiHidden/>
     <w:unhideWhenUsed/>
   </w:style>
   <w:style w:type="table" w:default="1" w:styleId="a1">

--- a/EarvinStocksPGM/EarvinStocksPGM/EearvinStocksPGMs(20260905).docx
+++ b/EarvinStocksPGM/EarvinStocksPGM/EearvinStocksPGMs(20260905).docx
@@ -442,6 +442,55 @@
         <w:spacing w:after="0" w:line="200" w:lineRule="atLeast"/>
         <w:ind w:rightChars="-437" w:right="-1049"/>
       </w:pPr>
+      <w:r>
+        <w:rPr>
+          <w:rFonts w:hint="eastAsia"/>
+        </w:rPr>
+        <w:t>[20260924-0829]</w:t>
+      </w:r>
+    </w:p>
+    <w:p>
+      <w:pPr>
+        <w:spacing w:after="0" w:line="200" w:lineRule="atLeast"/>
+        <w:ind w:rightChars="-437" w:right="-1049"/>
+      </w:pPr>
+      <w:r>
+        <w:rPr>
+          <w:rFonts w:hint="eastAsia"/>
+        </w:rPr>
+        <w:lastRenderedPageBreak/>
+        <w:t>實作</w:t>
+      </w:r>
+      <w:r>
+        <w:rPr>
+          <w:rFonts w:hint="eastAsia"/>
+        </w:rPr>
+        <w:t xml:space="preserve"> </w:t>
+      </w:r>
+      <w:r>
+        <w:t>Chalk_MAP_CENTER_SINGLE_LINE(e.Graphics, i, FrameNum, GeneralModule.MAP_BIAS);</w:t>
+      </w:r>
+    </w:p>
+    <w:p>
+      <w:pPr>
+        <w:spacing w:after="0" w:line="200" w:lineRule="atLeast"/>
+        <w:ind w:rightChars="-437" w:right="-1049"/>
+        <w:rPr>
+          <w:rFonts w:hint="eastAsia"/>
+        </w:rPr>
+      </w:pPr>
+      <w:r>
+        <w:rPr>
+          <w:rFonts w:hint="eastAsia"/>
+        </w:rPr>
+        <w:t>中…</w:t>
+      </w:r>
+    </w:p>
+    <w:p>
+      <w:pPr>
+        <w:spacing w:after="0" w:line="200" w:lineRule="atLeast"/>
+        <w:ind w:rightChars="-437" w:right="-1049"/>
+      </w:pPr>
     </w:p>
     <w:p>
       <w:pPr>
@@ -449,7 +498,6 @@
         <w:ind w:left="480" w:rightChars="-437" w:right="-1049"/>
       </w:pPr>
       <w:r>
-        <w:lastRenderedPageBreak/>
         <w:t>我建議把</w:t>
       </w:r>
       <w:r>
@@ -645,11 +693,11 @@
       <w:pPr>
         <w:spacing w:after="0" w:line="200" w:lineRule="atLeast"/>
         <w:ind w:rightChars="-437" w:right="-1049"/>
-        <w:rPr>
-          <w:rFonts w:hint="eastAsia"/>
-        </w:rPr>
-      </w:pPr>
-      <w:r>
+      </w:pPr>
+      <w:r>
+        <w:rPr>
+          <w:noProof/>
+        </w:rPr>
         <w:drawing>
           <wp:inline distT="0" distB="0" distL="0" distR="0" wp14:anchorId="21CF392B" wp14:editId="25D0E7F6">
             <wp:extent cx="4362674" cy="2616334"/>
@@ -1492,7 +1540,6 @@
   <w:style w:type="character" w:default="1" w:styleId="a0">
     <w:name w:val="Default Paragraph Font"/>
     <w:uiPriority w:val="1"/>
-    <w:semiHidden/>
     <w:unhideWhenUsed/>
   </w:style>
   <w:style w:type="table" w:default="1" w:styleId="a1">
@@ -1802,6 +1849,33 @@
       <w:smallCaps/>
       <w:color w:val="0F4761" w:themeColor="accent1" w:themeShade="BF"/>
       <w:spacing w:val="5"/>
+    </w:rPr>
+  </w:style>
+  <w:style w:type="paragraph" w:styleId="HTML">
+    <w:name w:val="HTML Preformatted"/>
+    <w:basedOn w:val="a"/>
+    <w:link w:val="HTML0"/>
+    <w:uiPriority w:val="99"/>
+    <w:semiHidden/>
+    <w:unhideWhenUsed/>
+    <w:rsid w:val="00F6547F"/>
+    <w:rPr>
+      <w:rFonts w:ascii="Courier New" w:hAnsi="Courier New" w:cs="Courier New"/>
+      <w:sz w:val="20"/>
+      <w:szCs w:val="20"/>
+    </w:rPr>
+  </w:style>
+  <w:style w:type="character" w:customStyle="1" w:styleId="HTML0">
+    <w:name w:val="HTML 預設格式 字元"/>
+    <w:basedOn w:val="a0"/>
+    <w:link w:val="HTML"/>
+    <w:uiPriority w:val="99"/>
+    <w:semiHidden/>
+    <w:rsid w:val="00F6547F"/>
+    <w:rPr>
+      <w:rFonts w:ascii="Courier New" w:hAnsi="Courier New" w:cs="Courier New"/>
+      <w:sz w:val="20"/>
+      <w:szCs w:val="20"/>
     </w:rPr>
   </w:style>
 </w:styles>

--- a/EarvinStocksPGM/EarvinStocksPGM/EearvinStocksPGMs(20260905).docx
+++ b/EarvinStocksPGM/EarvinStocksPGM/EearvinStocksPGMs(20260905).docx
@@ -3,12 +3,14 @@
 <w:document xmlns:wpc="http://schemas.microsoft.com/office/word/2010/wordprocessingCanvas" xmlns:cx="http://schemas.microsoft.com/office/drawing/2014/chartex" xmlns:cx1="http://schemas.microsoft.com/office/drawing/2015/9/8/chartex" xmlns:cx2="http://schemas.microsoft.com/office/drawing/2015/10/21/chartex" xmlns:cx3="http://schemas.microsoft.com/office/drawing/2016/5/9/chartex" xmlns:cx4="http://schemas.microsoft.com/office/drawing/2016/5/10/chartex" xmlns:cx5="http://schemas.microsoft.com/office/drawing/2016/5/11/chartex" xmlns:cx6="http://schemas.microsoft.com/office/drawing/2016/5/12/chartex" xmlns:cx7="http://schemas.microsoft.com/office/drawing/2016/5/13/chartex" xmlns:cx8="http://schemas.microsoft.com/office/drawing/2016/5/14/chartex" xmlns:mc="http://schemas.openxmlformats.org/markup-compatibility/2006" xmlns:aink="http://schemas.microsoft.com/office/drawing/2016/ink" xmlns:am3d="http://schemas.microsoft.com/office/drawing/2017/model3d" xmlns:o="urn:schemas-microsoft-com:office:office" xmlns:oel="http://schemas.microsoft.com/office/2019/extlst" xmlns:r="http://schemas.openxmlformats.org/officeDocument/2006/relationships" xmlns:m="http://schemas.openxmlformats.org/officeDocument/2006/math" xmlns:v="urn:schemas-microsoft-com:vml" xmlns:wp14="http://schemas.microsoft.com/office/word/2010/wordprocessingDrawing" xmlns:wp="http://schemas.openxmlformats.org/drawingml/2006/wordprocessingDrawing" xmlns:w10="urn:schemas-microsoft-com:office:word" xmlns:w="http://schemas.openxmlformats.org/wordprocessingml/2006/main" xmlns:w14="http://schemas.microsoft.com/office/word/2010/wordml" xmlns:w15="http://schemas.microsoft.com/office/word/2012/wordml" xmlns:w16cex="http://schemas.microsoft.com/office/word/2018/wordml/cex" xmlns:w16cid="http://schemas.microsoft.com/office/word/2016/wordml/cid" xmlns:w16="http://schemas.microsoft.com/office/word/2018/wordml" xmlns:w16du="http://schemas.microsoft.com/office/word/2023/wordml/word16du" xmlns:w16sdtdh="http://schemas.microsoft.com/office/word/2020/wordml/sdtdatahash" xmlns:w16sdtfl="http://schemas.microsoft.com/office/word/2024/wordml/sdtformatlock" xmlns:w16se="http://schemas.microsoft.com/office/word/2015/wordml/symex" xmlns:wpg="http://schemas.microsoft.com/office/word/2010/wordprocessingGroup" xmlns:wpi="http://schemas.microsoft.com/office/word/2010/wordprocessingInk" xmlns:wne="http://schemas.microsoft.com/office/word/2006/wordml" xmlns:wps="http://schemas.microsoft.com/office/word/2010/wordprocessingShape" mc:Ignorable="w14 w15 w16se w16cid w16 w16cex w16sdtdh w16sdtfl w16du wp14">
   <w:body>
     <w:p>
+      <w:proofErr w:type="spellStart"/>
       <w:r>
         <w:rPr>
           <w:rFonts w:hint="eastAsia"/>
         </w:rPr>
         <w:t>EearvinStocksPGMs</w:t>
       </w:r>
+      <w:proofErr w:type="spellEnd"/>
     </w:p>
     <w:p>
       <w:r>
@@ -467,17 +469,51 @@
         </w:rPr>
         <w:t xml:space="preserve"> </w:t>
       </w:r>
-      <w:r>
-        <w:t>Chalk_MAP_CENTER_SINGLE_LINE(e.Graphics, i, FrameNum, GeneralModule.MAP_BIAS);</w:t>
-      </w:r>
-    </w:p>
-    <w:p>
-      <w:pPr>
-        <w:spacing w:after="0" w:line="200" w:lineRule="atLeast"/>
-        <w:ind w:rightChars="-437" w:right="-1049"/>
-        <w:rPr>
-          <w:rFonts w:hint="eastAsia"/>
-        </w:rPr>
+      <w:proofErr w:type="spellStart"/>
+      <w:r>
+        <w:t>Chalk_MAP_CENTER_SINGLE_LINE</w:t>
+      </w:r>
+      <w:proofErr w:type="spellEnd"/>
+      <w:r>
+        <w:t>(</w:t>
+      </w:r>
+      <w:proofErr w:type="spellStart"/>
+      <w:r>
+        <w:t>e.Graphics</w:t>
+      </w:r>
+      <w:proofErr w:type="spellEnd"/>
+      <w:r>
+        <w:t xml:space="preserve">, </w:t>
+      </w:r>
+      <w:proofErr w:type="spellStart"/>
+      <w:r>
+        <w:t>i</w:t>
+      </w:r>
+      <w:proofErr w:type="spellEnd"/>
+      <w:r>
+        <w:t xml:space="preserve">, </w:t>
+      </w:r>
+      <w:proofErr w:type="spellStart"/>
+      <w:r>
+        <w:t>FrameNum</w:t>
+      </w:r>
+      <w:proofErr w:type="spellEnd"/>
+      <w:r>
+        <w:t xml:space="preserve">, </w:t>
+      </w:r>
+      <w:proofErr w:type="spellStart"/>
+      <w:r>
+        <w:t>GeneralModule.MAP_BIAS</w:t>
+      </w:r>
+      <w:proofErr w:type="spellEnd"/>
+      <w:r>
+        <w:t>);</w:t>
+      </w:r>
+    </w:p>
+    <w:p>
+      <w:pPr>
+        <w:spacing w:after="0" w:line="200" w:lineRule="atLeast"/>
+        <w:ind w:rightChars="-437" w:right="-1049"/>
       </w:pPr>
       <w:r>
         <w:rPr>
@@ -590,7 +626,63 @@
           <w:kern w:val="0"/>
           <w14:ligatures w14:val="none"/>
         </w:rPr>
-        <w:t>private void Form_MouseMove(object sender,MouseEventArgs e)</w:t>
+        <w:t xml:space="preserve">private void </w:t>
+      </w:r>
+      <w:proofErr w:type="spellStart"/>
+      <w:r>
+        <w:rPr>
+          <w:rFonts w:ascii="新細明體" w:eastAsia="新細明體" w:hAnsi="新細明體" w:cs="新細明體"/>
+          <w:kern w:val="0"/>
+          <w14:ligatures w14:val="none"/>
+        </w:rPr>
+        <w:t>Form_</w:t>
+      </w:r>
+      <w:proofErr w:type="gramStart"/>
+      <w:r>
+        <w:rPr>
+          <w:rFonts w:ascii="新細明體" w:eastAsia="新細明體" w:hAnsi="新細明體" w:cs="新細明體"/>
+          <w:kern w:val="0"/>
+          <w14:ligatures w14:val="none"/>
+        </w:rPr>
+        <w:t>MouseMove</w:t>
+      </w:r>
+      <w:proofErr w:type="spellEnd"/>
+      <w:r>
+        <w:rPr>
+          <w:rFonts w:ascii="新細明體" w:eastAsia="新細明體" w:hAnsi="新細明體" w:cs="新細明體"/>
+          <w:kern w:val="0"/>
+          <w14:ligatures w14:val="none"/>
+        </w:rPr>
+        <w:t>(</w:t>
+      </w:r>
+      <w:proofErr w:type="gramEnd"/>
+      <w:r>
+        <w:rPr>
+          <w:rFonts w:ascii="新細明體" w:eastAsia="新細明體" w:hAnsi="新細明體" w:cs="新細明體"/>
+          <w:kern w:val="0"/>
+          <w14:ligatures w14:val="none"/>
+        </w:rPr>
+        <w:t xml:space="preserve">object </w:t>
+      </w:r>
+      <w:proofErr w:type="spellStart"/>
+      <w:proofErr w:type="gramStart"/>
+      <w:r>
+        <w:rPr>
+          <w:rFonts w:ascii="新細明體" w:eastAsia="新細明體" w:hAnsi="新細明體" w:cs="新細明體"/>
+          <w:kern w:val="0"/>
+          <w14:ligatures w14:val="none"/>
+        </w:rPr>
+        <w:t>sender,MouseEventArgs</w:t>
+      </w:r>
+      <w:proofErr w:type="spellEnd"/>
+      <w:proofErr w:type="gramEnd"/>
+      <w:r>
+        <w:rPr>
+          <w:rFonts w:ascii="新細明體" w:eastAsia="新細明體" w:hAnsi="新細明體" w:cs="新細明體"/>
+          <w:kern w:val="0"/>
+          <w14:ligatures w14:val="none"/>
+        </w:rPr>
+        <w:t xml:space="preserve"> e)</w:t>
       </w:r>
     </w:p>
     <w:p>
@@ -630,7 +722,45 @@
           <w:kern w:val="0"/>
           <w14:ligatures w14:val="none"/>
         </w:rPr>
-        <w:t>Point cursorPos = e.Location;</w:t>
+        <w:t xml:space="preserve">Point </w:t>
+      </w:r>
+      <w:proofErr w:type="spellStart"/>
+      <w:r>
+        <w:rPr>
+          <w:rFonts w:ascii="新細明體" w:eastAsia="新細明體" w:hAnsi="新細明體" w:cs="新細明體"/>
+          <w:kern w:val="0"/>
+          <w14:ligatures w14:val="none"/>
+        </w:rPr>
+        <w:t>cursorPos</w:t>
+      </w:r>
+      <w:proofErr w:type="spellEnd"/>
+      <w:r>
+        <w:rPr>
+          <w:rFonts w:ascii="新細明體" w:eastAsia="新細明體" w:hAnsi="新細明體" w:cs="新細明體"/>
+          <w:kern w:val="0"/>
+          <w14:ligatures w14:val="none"/>
+        </w:rPr>
+        <w:t xml:space="preserve"> = </w:t>
+      </w:r>
+      <w:proofErr w:type="spellStart"/>
+      <w:proofErr w:type="gramStart"/>
+      <w:r>
+        <w:rPr>
+          <w:rFonts w:ascii="新細明體" w:eastAsia="新細明體" w:hAnsi="新細明體" w:cs="新細明體"/>
+          <w:kern w:val="0"/>
+          <w14:ligatures w14:val="none"/>
+        </w:rPr>
+        <w:t>e.Location</w:t>
+      </w:r>
+      <w:proofErr w:type="spellEnd"/>
+      <w:proofErr w:type="gramEnd"/>
+      <w:r>
+        <w:rPr>
+          <w:rFonts w:ascii="新細明體" w:eastAsia="新細明體" w:hAnsi="新細明體" w:cs="新細明體"/>
+          <w:kern w:val="0"/>
+          <w14:ligatures w14:val="none"/>
+        </w:rPr>
+        <w:t>;</w:t>
       </w:r>
     </w:p>
     <w:p>
@@ -670,39 +800,39 @@
         <w:spacing w:after="0" w:line="200" w:lineRule="atLeast"/>
         <w:ind w:rightChars="-437" w:right="-1049"/>
       </w:pPr>
-    </w:p>
-    <w:p>
-      <w:pPr>
-        <w:spacing w:after="0" w:line="200" w:lineRule="atLeast"/>
-        <w:ind w:rightChars="-437" w:right="-1049"/>
-      </w:pPr>
-    </w:p>
-    <w:p>
-      <w:pPr>
-        <w:spacing w:after="0" w:line="200" w:lineRule="atLeast"/>
-        <w:ind w:rightChars="-437" w:right="-1049"/>
-      </w:pPr>
-    </w:p>
-    <w:p>
-      <w:pPr>
-        <w:spacing w:after="0" w:line="200" w:lineRule="atLeast"/>
-        <w:ind w:rightChars="-437" w:right="-1049"/>
-      </w:pPr>
-    </w:p>
-    <w:p>
-      <w:pPr>
-        <w:spacing w:after="0" w:line="200" w:lineRule="atLeast"/>
-        <w:ind w:rightChars="-437" w:right="-1049"/>
-      </w:pPr>
-      <w:r>
-        <w:rPr>
-          <w:noProof/>
-        </w:rPr>
+      <w:r>
+        <w:rPr>
+          <w:rFonts w:hint="eastAsia"/>
+        </w:rPr>
+        <w:t>[20260929]</w:t>
+      </w:r>
+    </w:p>
+    <w:p>
+      <w:pPr>
+        <w:spacing w:after="0" w:line="200" w:lineRule="atLeast"/>
+        <w:ind w:rightChars="-437" w:right="-1049"/>
+        <w:rPr>
+          <w:rFonts w:hint="eastAsia"/>
+        </w:rPr>
+      </w:pPr>
+      <w:r>
+        <w:rPr>
+          <w:rFonts w:hint="eastAsia"/>
+        </w:rPr>
+        <w:t>下面是要改的部份</w:t>
+      </w:r>
+    </w:p>
+    <w:p>
+      <w:pPr>
+        <w:spacing w:after="0" w:line="200" w:lineRule="atLeast"/>
+        <w:ind w:rightChars="-437" w:right="-1049"/>
+      </w:pPr>
+      <w:r>
         <w:drawing>
-          <wp:inline distT="0" distB="0" distL="0" distR="0" wp14:anchorId="21CF392B" wp14:editId="25D0E7F6">
-            <wp:extent cx="4362674" cy="2616334"/>
-            <wp:effectExtent l="0" t="0" r="0" b="0"/>
-            <wp:docPr id="1360935761" name="圖片 1"/>
+          <wp:inline distT="0" distB="0" distL="0" distR="0" wp14:anchorId="2AC834D9" wp14:editId="1411926A">
+            <wp:extent cx="7020560" cy="1663065"/>
+            <wp:effectExtent l="0" t="0" r="8890" b="0"/>
+            <wp:docPr id="732866594" name="圖片 1"/>
             <wp:cNvGraphicFramePr>
               <a:graphicFrameLocks xmlns:a="http://schemas.openxmlformats.org/drawingml/2006/main" noChangeAspect="1"/>
             </wp:cNvGraphicFramePr>
@@ -710,7 +840,7 @@
               <a:graphicData uri="http://schemas.openxmlformats.org/drawingml/2006/picture">
                 <pic:pic xmlns:pic="http://schemas.openxmlformats.org/drawingml/2006/picture">
                   <pic:nvPicPr>
-                    <pic:cNvPr id="1360935761" name=""/>
+                    <pic:cNvPr id="732866594" name=""/>
                     <pic:cNvPicPr/>
                   </pic:nvPicPr>
                   <pic:blipFill>
@@ -722,7 +852,7 @@
                   <pic:spPr>
                     <a:xfrm>
                       <a:off x="0" y="0"/>
-                      <a:ext cx="4362674" cy="2616334"/>
+                      <a:ext cx="7020560" cy="1663065"/>
                     </a:xfrm>
                     <a:prstGeom prst="rect">
                       <a:avLst/>
@@ -734,6 +864,24 @@
           </wp:inline>
         </w:drawing>
       </w:r>
+    </w:p>
+    <w:p>
+      <w:pPr>
+        <w:spacing w:after="0" w:line="200" w:lineRule="atLeast"/>
+        <w:ind w:rightChars="-437" w:right="-1049"/>
+      </w:pPr>
+    </w:p>
+    <w:p>
+      <w:pPr>
+        <w:spacing w:after="0" w:line="200" w:lineRule="atLeast"/>
+        <w:ind w:rightChars="-437" w:right="-1049"/>
+      </w:pPr>
+    </w:p>
+    <w:p>
+      <w:pPr>
+        <w:spacing w:after="0" w:line="200" w:lineRule="atLeast"/>
+        <w:ind w:rightChars="-437" w:right="-1049"/>
+      </w:pPr>
     </w:p>
     <w:sectPr>
       <w:pgSz w:w="11906" w:h="16838"/>
@@ -1540,6 +1688,7 @@
   <w:style w:type="character" w:default="1" w:styleId="a0">
     <w:name w:val="Default Paragraph Font"/>
     <w:uiPriority w:val="1"/>
+    <w:semiHidden/>
     <w:unhideWhenUsed/>
   </w:style>
   <w:style w:type="table" w:default="1" w:styleId="a1">
